--- a/atelier/capsule_075_parallelisation.docx
+++ b/atelier/capsule_075_parallelisation.docx
@@ -237,7 +237,7 @@
           </w:tcPr>
           <w:p>
             <w:r>
-              <w:t xml:space="preserve">En Progrès 🟡 — Cache acquis (#74), reste à paralléliser</w:t>
+              <w:t xml:space="preserve">En Progrès 🟡 — Cache acquis, reste à paralléliser</w:t>
             </w:r>
           </w:p>
         </w:tc>
@@ -339,7 +339,7 @@
           </w:tcPr>
           <w:p>
             <w:r>
-              <w:t xml:space="preserve">Cache des dépendances en place (#74), baseline de durée connue (#73)</w:t>
+              <w:t xml:space="preserve">Cache des dépendances en place, baseline de durée connue</w:t>
             </w:r>
           </w:p>
         </w:tc>
@@ -600,67 +600,67 @@
                 <w:sz w:val="18"/>
                 <w:szCs w:val="18"/>
               </w:rPr>
-              <w:t xml:space="preserve">  stage: build      stage: test            stage: deploy</w:t>
-            </w:r>
-          </w:p>
-          <w:p>
-            <w:r>
-              <w:rPr>
-                <w:rFonts w:ascii="Consolas" w:cs="Consolas" w:eastAsia="Consolas" w:hAnsi="Consolas"/>
-                <w:sz w:val="18"/>
-                <w:szCs w:val="18"/>
-              </w:rPr>
-              <w:t xml:space="preserve">  ┌─────────┐       ┌──────────────────┐   ┌──────────┐</w:t>
-            </w:r>
-          </w:p>
-          <w:p>
-            <w:r>
-              <w:rPr>
-                <w:rFonts w:ascii="Consolas" w:cs="Consolas" w:eastAsia="Consolas" w:hAnsi="Consolas"/>
-                <w:sz w:val="18"/>
-                <w:szCs w:val="18"/>
-              </w:rPr>
-              <w:t xml:space="preserve">  │ compile │  ──&gt;  │ tests-unitaires  │   │          │</w:t>
-            </w:r>
-          </w:p>
-          <w:p>
-            <w:r>
-              <w:rPr>
-                <w:rFonts w:ascii="Consolas" w:cs="Consolas" w:eastAsia="Consolas" w:hAnsi="Consolas"/>
-                <w:sz w:val="18"/>
-                <w:szCs w:val="18"/>
-              </w:rPr>
-              <w:t xml:space="preserve">  │ (4 min) │       │ (8 min)          │ ─&gt;│  deploy  │</w:t>
-            </w:r>
-          </w:p>
-          <w:p>
-            <w:r>
-              <w:rPr>
-                <w:rFonts w:ascii="Consolas" w:cs="Consolas" w:eastAsia="Consolas" w:hAnsi="Consolas"/>
-                <w:sz w:val="18"/>
-                <w:szCs w:val="18"/>
-              </w:rPr>
-              <w:t xml:space="preserve">  └─────────┘       │ lint (1 min) ....│   │ (2 min)  │</w:t>
-            </w:r>
-          </w:p>
-          <w:p>
-            <w:r>
-              <w:rPr>
-                <w:rFonts w:ascii="Consolas" w:cs="Consolas" w:eastAsia="Consolas" w:hAnsi="Consolas"/>
-                <w:sz w:val="18"/>
-                <w:szCs w:val="18"/>
-              </w:rPr>
-              <w:t xml:space="preserve">                    │ scan-secu (2 min)│   └──────────┘</w:t>
-            </w:r>
-          </w:p>
-          <w:p>
-            <w:r>
-              <w:rPr>
-                <w:rFonts w:ascii="Consolas" w:cs="Consolas" w:eastAsia="Consolas" w:hAnsi="Consolas"/>
-                <w:sz w:val="18"/>
-                <w:szCs w:val="18"/>
-              </w:rPr>
-              <w:t xml:space="preserve">                    └──────────────────┘</w:t>
+              <w:t xml:space="preserve"> stage: build stage: test stage: deploy</w:t>
+            </w:r>
+          </w:p>
+          <w:p>
+            <w:r>
+              <w:rPr>
+                <w:rFonts w:ascii="Consolas" w:cs="Consolas" w:eastAsia="Consolas" w:hAnsi="Consolas"/>
+                <w:sz w:val="18"/>
+                <w:szCs w:val="18"/>
+              </w:rPr>
+              <w:t xml:space="preserve"> ┌─────────┐ ┌──────────────────┐ ┌──────────┐</w:t>
+            </w:r>
+          </w:p>
+          <w:p>
+            <w:r>
+              <w:rPr>
+                <w:rFonts w:ascii="Consolas" w:cs="Consolas" w:eastAsia="Consolas" w:hAnsi="Consolas"/>
+                <w:sz w:val="18"/>
+                <w:szCs w:val="18"/>
+              </w:rPr>
+              <w:t xml:space="preserve"> │ compile │ ──&gt; │ tests-unitaires │ │ │</w:t>
+            </w:r>
+          </w:p>
+          <w:p>
+            <w:r>
+              <w:rPr>
+                <w:rFonts w:ascii="Consolas" w:cs="Consolas" w:eastAsia="Consolas" w:hAnsi="Consolas"/>
+                <w:sz w:val="18"/>
+                <w:szCs w:val="18"/>
+              </w:rPr>
+              <w:t xml:space="preserve"> │ (4 min) │ │ (8 min) │ ─&gt;│ deploy │</w:t>
+            </w:r>
+          </w:p>
+          <w:p>
+            <w:r>
+              <w:rPr>
+                <w:rFonts w:ascii="Consolas" w:cs="Consolas" w:eastAsia="Consolas" w:hAnsi="Consolas"/>
+                <w:sz w:val="18"/>
+                <w:szCs w:val="18"/>
+              </w:rPr>
+              <w:t xml:space="preserve"> └─────────┘ │ lint (1 min)....│ │ (2 min) │</w:t>
+            </w:r>
+          </w:p>
+          <w:p>
+            <w:r>
+              <w:rPr>
+                <w:rFonts w:ascii="Consolas" w:cs="Consolas" w:eastAsia="Consolas" w:hAnsi="Consolas"/>
+                <w:sz w:val="18"/>
+                <w:szCs w:val="18"/>
+              </w:rPr>
+              <w:t xml:space="preserve"> │ scan-secu (2 min)│ └──────────┘</w:t>
+            </w:r>
+          </w:p>
+          <w:p>
+            <w:r>
+              <w:rPr>
+                <w:rFonts w:ascii="Consolas" w:cs="Consolas" w:eastAsia="Consolas" w:hAnsi="Consolas"/>
+                <w:sz w:val="18"/>
+                <w:szCs w:val="18"/>
+              </w:rPr>
+              <w:t xml:space="preserve"> └──────────────────┘</w:t>
             </w:r>
           </w:p>
           <w:p>
@@ -680,37 +680,37 @@
                 <w:sz w:val="18"/>
                 <w:szCs w:val="18"/>
               </w:rPr>
-              <w:t xml:space="preserve">  Le stage 'test' dure 8 min (le job le plus lent).</w:t>
-            </w:r>
-          </w:p>
-          <w:p>
-            <w:r>
-              <w:rPr>
-                <w:rFonts w:ascii="Consolas" w:cs="Consolas" w:eastAsia="Consolas" w:hAnsi="Consolas"/>
-                <w:sz w:val="18"/>
-                <w:szCs w:val="18"/>
-              </w:rPr>
-              <w:t xml:space="preserve">  lint et scan-secu ont fini depuis longtemps... mais</w:t>
-            </w:r>
-          </w:p>
-          <w:p>
-            <w:r>
-              <w:rPr>
-                <w:rFonts w:ascii="Consolas" w:cs="Consolas" w:eastAsia="Consolas" w:hAnsi="Consolas"/>
-                <w:sz w:val="18"/>
-                <w:szCs w:val="18"/>
-              </w:rPr>
-              <w:t xml:space="preserve">  'deploy' DOIT attendre la fin du stage entier.</w:t>
-            </w:r>
-          </w:p>
-          <w:p>
-            <w:r>
-              <w:rPr>
-                <w:rFonts w:ascii="Consolas" w:cs="Consolas" w:eastAsia="Consolas" w:hAnsi="Consolas"/>
-                <w:sz w:val="18"/>
-                <w:szCs w:val="18"/>
-              </w:rPr>
-              <w:t xml:space="preserve">  Total = 4 + 8 + 2 = 14 min, dont beaucoup d'attente inutile.</w:t>
+              <w:t xml:space="preserve"> Le stage 'test' dure 8 min (le job le plus lent).</w:t>
+            </w:r>
+          </w:p>
+          <w:p>
+            <w:r>
+              <w:rPr>
+                <w:rFonts w:ascii="Consolas" w:cs="Consolas" w:eastAsia="Consolas" w:hAnsi="Consolas"/>
+                <w:sz w:val="18"/>
+                <w:szCs w:val="18"/>
+              </w:rPr>
+              <w:t xml:space="preserve"> lint et scan-secu ont fini depuis longtemps... mais</w:t>
+            </w:r>
+          </w:p>
+          <w:p>
+            <w:r>
+              <w:rPr>
+                <w:rFonts w:ascii="Consolas" w:cs="Consolas" w:eastAsia="Consolas" w:hAnsi="Consolas"/>
+                <w:sz w:val="18"/>
+                <w:szCs w:val="18"/>
+              </w:rPr>
+              <w:t xml:space="preserve"> 'deploy' DOIT attendre la fin du stage entier.</w:t>
+            </w:r>
+          </w:p>
+          <w:p>
+            <w:r>
+              <w:rPr>
+                <w:rFonts w:ascii="Consolas" w:cs="Consolas" w:eastAsia="Consolas" w:hAnsi="Consolas"/>
+                <w:sz w:val="18"/>
+                <w:szCs w:val="18"/>
+              </w:rPr>
+              <w:t xml:space="preserve"> Total = 4 + 8 + 2 = 14 min, dont beaucoup d'attente inutile.</w:t>
             </w:r>
           </w:p>
         </w:tc>
@@ -944,67 +944,67 @@
                 <w:sz w:val="18"/>
                 <w:szCs w:val="18"/>
               </w:rPr>
-              <w:t xml:space="preserve">  compile (4 min)</w:t>
-            </w:r>
-          </w:p>
-          <w:p>
-            <w:r>
-              <w:rPr>
-                <w:rFonts w:ascii="Consolas" w:cs="Consolas" w:eastAsia="Consolas" w:hAnsi="Consolas"/>
-                <w:sz w:val="18"/>
-                <w:szCs w:val="18"/>
-              </w:rPr>
-              <w:t xml:space="preserve">     │</w:t>
-            </w:r>
-          </w:p>
-          <w:p>
-            <w:r>
-              <w:rPr>
-                <w:rFonts w:ascii="Consolas" w:cs="Consolas" w:eastAsia="Consolas" w:hAnsi="Consolas"/>
-                <w:sz w:val="18"/>
-                <w:szCs w:val="18"/>
-              </w:rPr>
-              <w:t xml:space="preserve">     ├──&gt; tests-unitaires (8 min) ──┐</w:t>
-            </w:r>
-          </w:p>
-          <w:p>
-            <w:r>
-              <w:rPr>
-                <w:rFonts w:ascii="Consolas" w:cs="Consolas" w:eastAsia="Consolas" w:hAnsi="Consolas"/>
-                <w:sz w:val="18"/>
-                <w:szCs w:val="18"/>
-              </w:rPr>
-              <w:t xml:space="preserve">     ├──&gt; lint (1 min) ─────────────┤</w:t>
-            </w:r>
-          </w:p>
-          <w:p>
-            <w:r>
-              <w:rPr>
-                <w:rFonts w:ascii="Consolas" w:cs="Consolas" w:eastAsia="Consolas" w:hAnsi="Consolas"/>
-                <w:sz w:val="18"/>
-                <w:szCs w:val="18"/>
-              </w:rPr>
-              <w:t xml:space="preserve">     └──&gt; scan-secu (2 min) ────────┤</w:t>
-            </w:r>
-          </w:p>
-          <w:p>
-            <w:r>
-              <w:rPr>
-                <w:rFonts w:ascii="Consolas" w:cs="Consolas" w:eastAsia="Consolas" w:hAnsi="Consolas"/>
-                <w:sz w:val="18"/>
-                <w:szCs w:val="18"/>
-              </w:rPr>
-              <w:t xml:space="preserve">                                     v</w:t>
-            </w:r>
-          </w:p>
-          <w:p>
-            <w:r>
-              <w:rPr>
-                <w:rFonts w:ascii="Consolas" w:cs="Consolas" w:eastAsia="Consolas" w:hAnsi="Consolas"/>
-                <w:sz w:val="18"/>
-                <w:szCs w:val="18"/>
-              </w:rPr>
-              <w:t xml:space="preserve">                          deploy (needs: tests, build) (2 min)</w:t>
+              <w:t xml:space="preserve"> compile (4 min)</w:t>
+            </w:r>
+          </w:p>
+          <w:p>
+            <w:r>
+              <w:rPr>
+                <w:rFonts w:ascii="Consolas" w:cs="Consolas" w:eastAsia="Consolas" w:hAnsi="Consolas"/>
+                <w:sz w:val="18"/>
+                <w:szCs w:val="18"/>
+              </w:rPr>
+              <w:t xml:space="preserve"> │</w:t>
+            </w:r>
+          </w:p>
+          <w:p>
+            <w:r>
+              <w:rPr>
+                <w:rFonts w:ascii="Consolas" w:cs="Consolas" w:eastAsia="Consolas" w:hAnsi="Consolas"/>
+                <w:sz w:val="18"/>
+                <w:szCs w:val="18"/>
+              </w:rPr>
+              <w:t xml:space="preserve"> ├──&gt; tests-unitaires (8 min) ──┐</w:t>
+            </w:r>
+          </w:p>
+          <w:p>
+            <w:r>
+              <w:rPr>
+                <w:rFonts w:ascii="Consolas" w:cs="Consolas" w:eastAsia="Consolas" w:hAnsi="Consolas"/>
+                <w:sz w:val="18"/>
+                <w:szCs w:val="18"/>
+              </w:rPr>
+              <w:t xml:space="preserve"> ├──&gt; lint (1 min) ─────────────┤</w:t>
+            </w:r>
+          </w:p>
+          <w:p>
+            <w:r>
+              <w:rPr>
+                <w:rFonts w:ascii="Consolas" w:cs="Consolas" w:eastAsia="Consolas" w:hAnsi="Consolas"/>
+                <w:sz w:val="18"/>
+                <w:szCs w:val="18"/>
+              </w:rPr>
+              <w:t xml:space="preserve"> └──&gt; scan-secu (2 min) ────────┤</w:t>
+            </w:r>
+          </w:p>
+          <w:p>
+            <w:r>
+              <w:rPr>
+                <w:rFonts w:ascii="Consolas" w:cs="Consolas" w:eastAsia="Consolas" w:hAnsi="Consolas"/>
+                <w:sz w:val="18"/>
+                <w:szCs w:val="18"/>
+              </w:rPr>
+              <w:t xml:space="preserve"> v</w:t>
+            </w:r>
+          </w:p>
+          <w:p>
+            <w:r>
+              <w:rPr>
+                <w:rFonts w:ascii="Consolas" w:cs="Consolas" w:eastAsia="Consolas" w:hAnsi="Consolas"/>
+                <w:sz w:val="18"/>
+                <w:szCs w:val="18"/>
+              </w:rPr>
+              <w:t xml:space="preserve"> deploy (needs: tests, build) (2 min)</w:t>
             </w:r>
           </w:p>
           <w:p>
@@ -1024,47 +1024,47 @@
                 <w:sz w:val="18"/>
                 <w:szCs w:val="18"/>
               </w:rPr>
-              <w:t xml:space="preserve">  lint et scan-secu tournent EN MÊME TEMPS que les tests,</w:t>
-            </w:r>
-          </w:p>
-          <w:p>
-            <w:r>
-              <w:rPr>
-                <w:rFonts w:ascii="Consolas" w:cs="Consolas" w:eastAsia="Consolas" w:hAnsi="Consolas"/>
-                <w:sz w:val="18"/>
-                <w:szCs w:val="18"/>
-              </w:rPr>
-              <w:t xml:space="preserve">  pas après. deploy attend seulement ce dont il a besoin.</w:t>
-            </w:r>
-          </w:p>
-          <w:p>
-            <w:r>
-              <w:rPr>
-                <w:rFonts w:ascii="Consolas" w:cs="Consolas" w:eastAsia="Consolas" w:hAnsi="Consolas"/>
-                <w:sz w:val="18"/>
-                <w:szCs w:val="18"/>
-              </w:rPr>
-              <w:t xml:space="preserve">  Chemin le plus long = compile(4) + tests(8) + deploy(2) = 14 ?</w:t>
-            </w:r>
-          </w:p>
-          <w:p>
-            <w:r>
-              <w:rPr>
-                <w:rFonts w:ascii="Consolas" w:cs="Consolas" w:eastAsia="Consolas" w:hAnsi="Consolas"/>
-                <w:sz w:val="18"/>
-                <w:szCs w:val="18"/>
-              </w:rPr>
-              <w:t xml:space="preserve">  Non : compile et le reste se chevauchent mieux. Le vrai total</w:t>
-            </w:r>
-          </w:p>
-          <w:p>
-            <w:r>
-              <w:rPr>
-                <w:rFonts w:ascii="Consolas" w:cs="Consolas" w:eastAsia="Consolas" w:hAnsi="Consolas"/>
-                <w:sz w:val="18"/>
-                <w:szCs w:val="18"/>
-              </w:rPr>
-              <w:t xml:space="preserve">  suit le CHEMIN CRITIQUE, pas la somme des stages.</w:t>
+              <w:t xml:space="preserve"> lint et scan-secu tournent EN MÊME TEMPS que les tests,</w:t>
+            </w:r>
+          </w:p>
+          <w:p>
+            <w:r>
+              <w:rPr>
+                <w:rFonts w:ascii="Consolas" w:cs="Consolas" w:eastAsia="Consolas" w:hAnsi="Consolas"/>
+                <w:sz w:val="18"/>
+                <w:szCs w:val="18"/>
+              </w:rPr>
+              <w:t xml:space="preserve"> pas après. deploy attend seulement ce dont il a besoin.</w:t>
+            </w:r>
+          </w:p>
+          <w:p>
+            <w:r>
+              <w:rPr>
+                <w:rFonts w:ascii="Consolas" w:cs="Consolas" w:eastAsia="Consolas" w:hAnsi="Consolas"/>
+                <w:sz w:val="18"/>
+                <w:szCs w:val="18"/>
+              </w:rPr>
+              <w:t xml:space="preserve"> Chemin le plus long = compile(4) + tests(8) + deploy(2) = 14 ?</w:t>
+            </w:r>
+          </w:p>
+          <w:p>
+            <w:r>
+              <w:rPr>
+                <w:rFonts w:ascii="Consolas" w:cs="Consolas" w:eastAsia="Consolas" w:hAnsi="Consolas"/>
+                <w:sz w:val="18"/>
+                <w:szCs w:val="18"/>
+              </w:rPr>
+              <w:t xml:space="preserve"> Non : compile et le reste se chevauchent mieux. Le vrai total</w:t>
+            </w:r>
+          </w:p>
+          <w:p>
+            <w:r>
+              <w:rPr>
+                <w:rFonts w:ascii="Consolas" w:cs="Consolas" w:eastAsia="Consolas" w:hAnsi="Consolas"/>
+                <w:sz w:val="18"/>
+                <w:szCs w:val="18"/>
+              </w:rPr>
+              <w:t xml:space="preserve"> suit le CHEMIN CRITIQUE, pas la somme des stages.</w:t>
             </w:r>
           </w:p>
         </w:tc>
@@ -1327,7 +1327,7 @@
         <w:spacing w:after="120"/>
       </w:pPr>
       <w:r>
-        <w:t xml:space="preserve">La capsule est comprise si l’on est capable de regarder un pipeline et de répondre à trois questions : quels jobs dépendent réellement les uns des autres (et lesquels n’ont aucune raison de s’attendre) ? quelle est la chaîne de dépendances la plus longue, c’est-à-dire le chemin critique qui dicte la durée ? et où se trouve le temps perdu en attentes inutiles, que needs permettrait de supprimer ? Qui sait répondre à ces trois questions voit son pipeline comme un graphe — et l’atelier #75 n’aura plus qu’à traduire cette vision en .gitlab-ci.yml.</w:t>
+        <w:t xml:space="preserve">La capsule est comprise si l’on est capable de regarder un pipeline et de répondre à trois questions : quels jobs dépendent réellement les uns des autres (et lesquels n’ont aucune raison de s’attendre) ? quelle est la chaîne de dépendances la plus longue, c’est-à-dire le chemin critique qui dicte la durée ? et où se trouve le temps perdu en attentes inutiles, que needs permettrait de supprimer ? Qui sait répondre à ces trois questions voit son pipeline comme un graphe — et l’atelier #75 n’aura plus qu’à traduire cette vision en.gitlab-ci.yml.</w:t>
       </w:r>
     </w:p>
     <w:sectPr>
